--- a/fuentes/CF1_22810030_DI.docx
+++ b/fuentes/CF1_22810030_DI.docx
@@ -851,13 +851,18 @@
       <w:r>
         <w:rPr>
           <w:rFonts w:ascii="Arial" w:hAnsi="Arial" w:cs="Arial"/>
-          <w:b/>
-          <w:bCs/>
+          <w:b w:val="1"/>
+          <w:bCs w:val="1"/>
           <w:sz w:val="20"/>
           <w:szCs w:val="20"/>
         </w:rPr>
         <w:t xml:space="preserve">TABLA DE CONTENIDOS </w:t>
       </w:r>
+    </w:p>
+    <w:p>
+      <w:pPr>
+        <w:pStyle w:val="Normal"/>
+      </w:pPr>
     </w:p>
     <w:p/>
     <w:p>
@@ -14454,27 +14459,43 @@
       <w:r>
         <w:rPr>
           <w:rFonts w:ascii="Arial" w:hAnsi="Arial" w:cs="Arial"/>
-          <w:b/>
-          <w:bCs/>
-          <w:color w:val="000000"/>
-          <w:sz w:val="20"/>
-          <w:szCs w:val="20"/>
-        </w:rPr>
-        <w:t>Paso 1 - Recopilar información</w:t>
-      </w:r>
-      <w:r>
-        <w:rPr>
-          <w:rFonts w:ascii="Arial" w:hAnsi="Arial" w:cs="Arial"/>
-          <w:color w:val="000000"/>
-          <w:sz w:val="20"/>
-          <w:szCs w:val="20"/>
-        </w:rPr>
+          <w:b w:val="1"/>
+          <w:bCs w:val="1"/>
+          <w:color w:val="000000" w:themeColor="text1" w:themeTint="FF" w:themeShade="FF"/>
+          <w:sz w:val="20"/>
+          <w:szCs w:val="20"/>
+        </w:rPr>
+        <w:t xml:space="preserve">Paso </w:t>
+      </w:r>
+      <w:r>
+        <w:rPr>
+          <w:rFonts w:ascii="Arial" w:hAnsi="Arial" w:cs="Arial"/>
+          <w:b w:val="1"/>
+          <w:bCs w:val="1"/>
+          <w:color w:val="000000" w:themeColor="text1" w:themeTint="FF" w:themeShade="FF"/>
+          <w:sz w:val="20"/>
+          <w:szCs w:val="20"/>
+        </w:rPr>
+        <w:t>A</w:t>
+      </w:r>
+      <w:r>
+        <w:rPr>
+          <w:rFonts w:ascii="Arial" w:hAnsi="Arial" w:cs="Arial"/>
+          <w:b w:val="1"/>
+          <w:bCs w:val="1"/>
+          <w:color w:val="000000" w:themeColor="text1" w:themeTint="FF" w:themeShade="FF"/>
+          <w:sz w:val="20"/>
+          <w:szCs w:val="20"/>
+        </w:rPr>
+        <w:t xml:space="preserve"> - Recopilar información</w:t>
+      </w:r>
+      <w:r>
         <w:br/>
       </w:r>
       <w:r>
         <w:rPr>
           <w:rFonts w:ascii="Arial" w:hAnsi="Arial" w:cs="Arial"/>
-          <w:color w:val="000000"/>
+          <w:color w:val="000000" w:themeColor="text1" w:themeTint="FF" w:themeShade="FF"/>
           <w:sz w:val="20"/>
           <w:szCs w:val="20"/>
         </w:rPr>
@@ -14494,27 +14515,43 @@
       <w:r>
         <w:rPr>
           <w:rFonts w:ascii="Arial" w:hAnsi="Arial" w:cs="Arial"/>
-          <w:b/>
-          <w:bCs/>
-          <w:color w:val="000000"/>
-          <w:sz w:val="20"/>
-          <w:szCs w:val="20"/>
-        </w:rPr>
-        <w:t>Paso 2 - Construir un pretexto</w:t>
-      </w:r>
-      <w:r>
-        <w:rPr>
-          <w:rFonts w:ascii="Arial" w:hAnsi="Arial" w:cs="Arial"/>
-          <w:color w:val="000000"/>
-          <w:sz w:val="20"/>
-          <w:szCs w:val="20"/>
-        </w:rPr>
+          <w:b w:val="1"/>
+          <w:bCs w:val="1"/>
+          <w:color w:val="000000" w:themeColor="text1" w:themeTint="FF" w:themeShade="FF"/>
+          <w:sz w:val="20"/>
+          <w:szCs w:val="20"/>
+        </w:rPr>
+        <w:t xml:space="preserve">Paso </w:t>
+      </w:r>
+      <w:r>
+        <w:rPr>
+          <w:rFonts w:ascii="Arial" w:hAnsi="Arial" w:cs="Arial"/>
+          <w:b w:val="1"/>
+          <w:bCs w:val="1"/>
+          <w:color w:val="000000" w:themeColor="text1" w:themeTint="FF" w:themeShade="FF"/>
+          <w:sz w:val="20"/>
+          <w:szCs w:val="20"/>
+        </w:rPr>
+        <w:t>B</w:t>
+      </w:r>
+      <w:r>
+        <w:rPr>
+          <w:rFonts w:ascii="Arial" w:hAnsi="Arial" w:cs="Arial"/>
+          <w:b w:val="1"/>
+          <w:bCs w:val="1"/>
+          <w:color w:val="000000" w:themeColor="text1" w:themeTint="FF" w:themeShade="FF"/>
+          <w:sz w:val="20"/>
+          <w:szCs w:val="20"/>
+        </w:rPr>
+        <w:t xml:space="preserve"> - Construir un pretexto</w:t>
+      </w:r>
+      <w:r>
         <w:br/>
       </w:r>
       <w:r>
         <w:rPr>
           <w:rFonts w:ascii="Arial" w:hAnsi="Arial" w:cs="Arial"/>
-          <w:color w:val="000000"/>
+          <w:color w:val="000000" w:themeColor="text1" w:themeTint="FF" w:themeShade="FF"/>
           <w:sz w:val="20"/>
           <w:szCs w:val="20"/>
         </w:rPr>
@@ -14534,27 +14571,43 @@
       <w:r>
         <w:rPr>
           <w:rFonts w:ascii="Arial" w:hAnsi="Arial" w:cs="Arial"/>
-          <w:b/>
-          <w:bCs/>
-          <w:color w:val="000000"/>
-          <w:sz w:val="20"/>
-          <w:szCs w:val="20"/>
-        </w:rPr>
-        <w:t>Paso 3 - Establecer contacto</w:t>
-      </w:r>
-      <w:r>
-        <w:rPr>
-          <w:rFonts w:ascii="Arial" w:hAnsi="Arial" w:cs="Arial"/>
-          <w:color w:val="000000"/>
-          <w:sz w:val="20"/>
-          <w:szCs w:val="20"/>
-        </w:rPr>
+          <w:b w:val="1"/>
+          <w:bCs w:val="1"/>
+          <w:color w:val="000000" w:themeColor="text1" w:themeTint="FF" w:themeShade="FF"/>
+          <w:sz w:val="20"/>
+          <w:szCs w:val="20"/>
+        </w:rPr>
+        <w:t xml:space="preserve">Paso </w:t>
+      </w:r>
+      <w:r>
+        <w:rPr>
+          <w:rFonts w:ascii="Arial" w:hAnsi="Arial" w:cs="Arial"/>
+          <w:b w:val="1"/>
+          <w:bCs w:val="1"/>
+          <w:color w:val="000000" w:themeColor="text1" w:themeTint="FF" w:themeShade="FF"/>
+          <w:sz w:val="20"/>
+          <w:szCs w:val="20"/>
+        </w:rPr>
+        <w:t>C</w:t>
+      </w:r>
+      <w:r>
+        <w:rPr>
+          <w:rFonts w:ascii="Arial" w:hAnsi="Arial" w:cs="Arial"/>
+          <w:b w:val="1"/>
+          <w:bCs w:val="1"/>
+          <w:color w:val="000000" w:themeColor="text1" w:themeTint="FF" w:themeShade="FF"/>
+          <w:sz w:val="20"/>
+          <w:szCs w:val="20"/>
+        </w:rPr>
+        <w:t xml:space="preserve"> - Establecer contacto</w:t>
+      </w:r>
+      <w:r>
         <w:br/>
       </w:r>
       <w:r>
         <w:rPr>
           <w:rFonts w:ascii="Arial" w:hAnsi="Arial" w:cs="Arial"/>
-          <w:color w:val="000000"/>
+          <w:color w:val="000000" w:themeColor="text1" w:themeTint="FF" w:themeShade="FF"/>
           <w:sz w:val="20"/>
           <w:szCs w:val="20"/>
         </w:rPr>
@@ -14574,27 +14627,43 @@
       <w:r>
         <w:rPr>
           <w:rFonts w:ascii="Arial" w:hAnsi="Arial" w:cs="Arial"/>
-          <w:b/>
-          <w:bCs/>
-          <w:color w:val="000000"/>
-          <w:sz w:val="20"/>
-          <w:szCs w:val="20"/>
-        </w:rPr>
-        <w:t>Paso 4 - Inducir una acción</w:t>
-      </w:r>
-      <w:r>
-        <w:rPr>
-          <w:rFonts w:ascii="Arial" w:hAnsi="Arial" w:cs="Arial"/>
-          <w:color w:val="000000"/>
-          <w:sz w:val="20"/>
-          <w:szCs w:val="20"/>
-        </w:rPr>
+          <w:b w:val="1"/>
+          <w:bCs w:val="1"/>
+          <w:color w:val="000000" w:themeColor="text1" w:themeTint="FF" w:themeShade="FF"/>
+          <w:sz w:val="20"/>
+          <w:szCs w:val="20"/>
+        </w:rPr>
+        <w:t xml:space="preserve">Paso </w:t>
+      </w:r>
+      <w:r>
+        <w:rPr>
+          <w:rFonts w:ascii="Arial" w:hAnsi="Arial" w:cs="Arial"/>
+          <w:b w:val="1"/>
+          <w:bCs w:val="1"/>
+          <w:color w:val="000000" w:themeColor="text1" w:themeTint="FF" w:themeShade="FF"/>
+          <w:sz w:val="20"/>
+          <w:szCs w:val="20"/>
+        </w:rPr>
+        <w:t>D</w:t>
+      </w:r>
+      <w:r>
+        <w:rPr>
+          <w:rFonts w:ascii="Arial" w:hAnsi="Arial" w:cs="Arial"/>
+          <w:b w:val="1"/>
+          <w:bCs w:val="1"/>
+          <w:color w:val="000000" w:themeColor="text1" w:themeTint="FF" w:themeShade="FF"/>
+          <w:sz w:val="20"/>
+          <w:szCs w:val="20"/>
+        </w:rPr>
+        <w:t xml:space="preserve"> - Inducir una acción</w:t>
+      </w:r>
+      <w:r>
         <w:br/>
       </w:r>
       <w:r>
         <w:rPr>
           <w:rFonts w:ascii="Arial" w:hAnsi="Arial" w:cs="Arial"/>
-          <w:color w:val="000000"/>
+          <w:color w:val="000000" w:themeColor="text1" w:themeTint="FF" w:themeShade="FF"/>
           <w:sz w:val="20"/>
           <w:szCs w:val="20"/>
         </w:rPr>
@@ -14614,47 +14683,61 @@
       <w:r>
         <w:rPr>
           <w:rFonts w:ascii="Arial" w:hAnsi="Arial" w:cs="Arial"/>
-          <w:b/>
-          <w:bCs/>
-          <w:color w:val="000000"/>
-          <w:sz w:val="20"/>
-          <w:szCs w:val="20"/>
-        </w:rPr>
-        <w:t>Paso 5 - Reducir el impacto</w:t>
-      </w:r>
-      <w:r>
-        <w:rPr>
-          <w:rFonts w:ascii="Arial" w:hAnsi="Arial" w:cs="Arial"/>
-          <w:color w:val="000000"/>
-          <w:sz w:val="20"/>
-          <w:szCs w:val="20"/>
-        </w:rPr>
+          <w:b w:val="1"/>
+          <w:bCs w:val="1"/>
+          <w:color w:val="000000" w:themeColor="text1" w:themeTint="FF" w:themeShade="FF"/>
+          <w:sz w:val="20"/>
+          <w:szCs w:val="20"/>
+        </w:rPr>
+        <w:t xml:space="preserve">Paso </w:t>
+      </w:r>
+      <w:r>
+        <w:rPr>
+          <w:rFonts w:ascii="Arial" w:hAnsi="Arial" w:cs="Arial"/>
+          <w:b w:val="1"/>
+          <w:bCs w:val="1"/>
+          <w:color w:val="000000" w:themeColor="text1" w:themeTint="FF" w:themeShade="FF"/>
+          <w:sz w:val="20"/>
+          <w:szCs w:val="20"/>
+        </w:rPr>
+        <w:t>E</w:t>
+      </w:r>
+      <w:r>
+        <w:rPr>
+          <w:rFonts w:ascii="Arial" w:hAnsi="Arial" w:cs="Arial"/>
+          <w:b w:val="1"/>
+          <w:bCs w:val="1"/>
+          <w:color w:val="000000" w:themeColor="text1" w:themeTint="FF" w:themeShade="FF"/>
+          <w:sz w:val="20"/>
+          <w:szCs w:val="20"/>
+        </w:rPr>
+        <w:t xml:space="preserve"> - Reducir el impacto</w:t>
+      </w:r>
+      <w:r>
         <w:br/>
       </w:r>
       <w:r>
         <w:rPr>
           <w:rFonts w:ascii="Arial" w:hAnsi="Arial" w:cs="Arial"/>
-          <w:color w:val="000000"/>
+          <w:color w:val="000000" w:themeColor="text1" w:themeTint="FF" w:themeShade="FF"/>
           <w:sz w:val="20"/>
           <w:szCs w:val="20"/>
         </w:rPr>
         <w:t xml:space="preserve">La organización debe aplicar controles como autenticación </w:t>
       </w:r>
-      <w:proofErr w:type="spellStart"/>
-      <w:r>
-        <w:rPr>
-          <w:rFonts w:ascii="Arial" w:hAnsi="Arial" w:cs="Arial"/>
-          <w:color w:val="000000"/>
+      <w:r>
+        <w:rPr>
+          <w:rFonts w:ascii="Arial" w:hAnsi="Arial" w:cs="Arial"/>
+          <w:color w:val="000000" w:themeColor="text1" w:themeTint="FF" w:themeShade="FF"/>
           <w:sz w:val="20"/>
           <w:szCs w:val="20"/>
         </w:rPr>
         <w:t>multifactor</w:t>
       </w:r>
-      <w:proofErr w:type="spellEnd"/>
-      <w:r>
-        <w:rPr>
-          <w:rFonts w:ascii="Arial" w:hAnsi="Arial" w:cs="Arial"/>
-          <w:color w:val="000000"/>
+      <w:r>
+        <w:rPr>
+          <w:rFonts w:ascii="Arial" w:hAnsi="Arial" w:cs="Arial"/>
+          <w:color w:val="000000" w:themeColor="text1" w:themeTint="FF" w:themeShade="FF"/>
           <w:sz w:val="20"/>
           <w:szCs w:val="20"/>
         </w:rPr>
@@ -14663,11 +14746,7 @@
       <w:commentRangeEnd w:id="26"/>
       <w:r>
         <w:rPr>
-          <w:rStyle w:val="Refdecomentario"/>
-          <w:rFonts w:ascii="Arial" w:hAnsi="Arial" w:cs="Arial"/>
-          <w:color w:val="000000"/>
-          <w:sz w:val="20"/>
-          <w:szCs w:val="20"/>
+          <w:rStyle w:val="CommentReference"/>
         </w:rPr>
         <w:commentReference w:id="26"/>
       </w:r>
@@ -16036,27 +16115,76 @@
       <w:r>
         <w:rPr>
           <w:rFonts w:ascii="Arial" w:hAnsi="Arial" w:cs="Arial"/>
-          <w:b/>
-          <w:bCs/>
-          <w:color w:val="000000"/>
-          <w:sz w:val="20"/>
-          <w:szCs w:val="20"/>
-        </w:rPr>
-        <w:t>Tarjeta 1 - Política de seguridad</w:t>
-      </w:r>
-      <w:r>
-        <w:rPr>
-          <w:rFonts w:ascii="Arial" w:hAnsi="Arial" w:cs="Arial"/>
-          <w:color w:val="000000"/>
-          <w:sz w:val="20"/>
-          <w:szCs w:val="20"/>
-        </w:rPr>
+          <w:b w:val="1"/>
+          <w:bCs w:val="1"/>
+          <w:color w:val="000000" w:themeColor="text1" w:themeTint="FF" w:themeShade="FF"/>
+          <w:sz w:val="20"/>
+          <w:szCs w:val="20"/>
+        </w:rPr>
+        <w:t xml:space="preserve">Tarjeta </w:t>
+      </w:r>
+      <w:r>
+        <w:rPr>
+          <w:rFonts w:ascii="Arial" w:hAnsi="Arial" w:cs="Arial"/>
+          <w:b w:val="1"/>
+          <w:bCs w:val="1"/>
+          <w:color w:val="000000" w:themeColor="text1" w:themeTint="FF" w:themeShade="FF"/>
+          <w:sz w:val="20"/>
+          <w:szCs w:val="20"/>
+        </w:rPr>
+        <w:t>A</w:t>
+      </w:r>
+      <w:r>
+        <w:rPr>
+          <w:rFonts w:ascii="Arial" w:hAnsi="Arial" w:cs="Arial"/>
+          <w:b w:val="1"/>
+          <w:bCs w:val="1"/>
+          <w:color w:val="000000" w:themeColor="text1" w:themeTint="FF" w:themeShade="FF"/>
+          <w:sz w:val="20"/>
+          <w:szCs w:val="20"/>
+        </w:rPr>
+        <w:t xml:space="preserve"> </w:t>
+      </w:r>
+      <w:r>
+        <w:rPr>
+          <w:rFonts w:ascii="Arial" w:hAnsi="Arial" w:cs="Arial"/>
+          <w:b w:val="1"/>
+          <w:bCs w:val="1"/>
+          <w:color w:val="000000" w:themeColor="text1" w:themeTint="FF" w:themeShade="FF"/>
+          <w:sz w:val="20"/>
+          <w:szCs w:val="20"/>
+        </w:rPr>
+        <w:t xml:space="preserve">- </w:t>
+      </w:r>
+      <w:r>
+        <w:rPr>
+          <w:rFonts w:ascii="Arial" w:hAnsi="Arial" w:cs="Arial"/>
+          <w:b w:val="1"/>
+          <w:bCs w:val="1"/>
+          <w:color w:val="000000" w:themeColor="text1" w:themeTint="FF" w:themeShade="FF"/>
+          <w:sz w:val="20"/>
+          <w:szCs w:val="20"/>
+        </w:rPr>
+        <w:t>Política de</w:t>
+      </w:r>
+      <w:r>
+        <w:rPr>
+          <w:rFonts w:ascii="Arial" w:hAnsi="Arial" w:cs="Arial"/>
+          <w:b w:val="1"/>
+          <w:bCs w:val="1"/>
+          <w:color w:val="000000" w:themeColor="text1" w:themeTint="FF" w:themeShade="FF"/>
+          <w:sz w:val="20"/>
+          <w:szCs w:val="20"/>
+        </w:rPr>
+        <w:t xml:space="preserve"> seguridad</w:t>
+      </w:r>
+      <w:r>
         <w:br/>
       </w:r>
       <w:r>
         <w:rPr>
           <w:rFonts w:ascii="Arial" w:hAnsi="Arial" w:cs="Arial"/>
-          <w:color w:val="000000"/>
+          <w:color w:val="000000" w:themeColor="text1" w:themeTint="FF" w:themeShade="FF"/>
           <w:sz w:val="20"/>
           <w:szCs w:val="20"/>
         </w:rPr>
@@ -16076,27 +16204,43 @@
       <w:r>
         <w:rPr>
           <w:rFonts w:ascii="Arial" w:hAnsi="Arial" w:cs="Arial"/>
-          <w:b/>
-          <w:bCs/>
-          <w:color w:val="000000"/>
-          <w:sz w:val="20"/>
-          <w:szCs w:val="20"/>
-        </w:rPr>
-        <w:t>Tarjeta 2 - Procedimiento</w:t>
-      </w:r>
-      <w:r>
-        <w:rPr>
-          <w:rFonts w:ascii="Arial" w:hAnsi="Arial" w:cs="Arial"/>
-          <w:color w:val="000000"/>
-          <w:sz w:val="20"/>
-          <w:szCs w:val="20"/>
-        </w:rPr>
+          <w:b w:val="1"/>
+          <w:bCs w:val="1"/>
+          <w:color w:val="000000" w:themeColor="text1" w:themeTint="FF" w:themeShade="FF"/>
+          <w:sz w:val="20"/>
+          <w:szCs w:val="20"/>
+        </w:rPr>
+        <w:t xml:space="preserve">Tarjeta </w:t>
+      </w:r>
+      <w:r>
+        <w:rPr>
+          <w:rFonts w:ascii="Arial" w:hAnsi="Arial" w:cs="Arial"/>
+          <w:b w:val="1"/>
+          <w:bCs w:val="1"/>
+          <w:color w:val="000000" w:themeColor="text1" w:themeTint="FF" w:themeShade="FF"/>
+          <w:sz w:val="20"/>
+          <w:szCs w:val="20"/>
+        </w:rPr>
+        <w:t>B</w:t>
+      </w:r>
+      <w:r>
+        <w:rPr>
+          <w:rFonts w:ascii="Arial" w:hAnsi="Arial" w:cs="Arial"/>
+          <w:b w:val="1"/>
+          <w:bCs w:val="1"/>
+          <w:color w:val="000000" w:themeColor="text1" w:themeTint="FF" w:themeShade="FF"/>
+          <w:sz w:val="20"/>
+          <w:szCs w:val="20"/>
+        </w:rPr>
+        <w:t xml:space="preserve"> - Procedimiento</w:t>
+      </w:r>
+      <w:r>
         <w:br/>
       </w:r>
       <w:r>
         <w:rPr>
           <w:rFonts w:ascii="Arial" w:hAnsi="Arial" w:cs="Arial"/>
-          <w:color w:val="000000"/>
+          <w:color w:val="000000" w:themeColor="text1" w:themeTint="FF" w:themeShade="FF"/>
           <w:sz w:val="20"/>
           <w:szCs w:val="20"/>
         </w:rPr>
@@ -16116,27 +16260,43 @@
       <w:r>
         <w:rPr>
           <w:rFonts w:ascii="Arial" w:hAnsi="Arial" w:cs="Arial"/>
-          <w:b/>
-          <w:bCs/>
-          <w:color w:val="000000"/>
-          <w:sz w:val="20"/>
-          <w:szCs w:val="20"/>
-        </w:rPr>
-        <w:t>Tarjeta 3 - Responsabilidades</w:t>
-      </w:r>
-      <w:r>
-        <w:rPr>
-          <w:rFonts w:ascii="Arial" w:hAnsi="Arial" w:cs="Arial"/>
-          <w:color w:val="000000"/>
-          <w:sz w:val="20"/>
-          <w:szCs w:val="20"/>
-        </w:rPr>
+          <w:b w:val="1"/>
+          <w:bCs w:val="1"/>
+          <w:color w:val="000000" w:themeColor="text1" w:themeTint="FF" w:themeShade="FF"/>
+          <w:sz w:val="20"/>
+          <w:szCs w:val="20"/>
+        </w:rPr>
+        <w:t xml:space="preserve">Tarjeta </w:t>
+      </w:r>
+      <w:r>
+        <w:rPr>
+          <w:rFonts w:ascii="Arial" w:hAnsi="Arial" w:cs="Arial"/>
+          <w:b w:val="1"/>
+          <w:bCs w:val="1"/>
+          <w:color w:val="000000" w:themeColor="text1" w:themeTint="FF" w:themeShade="FF"/>
+          <w:sz w:val="20"/>
+          <w:szCs w:val="20"/>
+        </w:rPr>
+        <w:t>C</w:t>
+      </w:r>
+      <w:r>
+        <w:rPr>
+          <w:rFonts w:ascii="Arial" w:hAnsi="Arial" w:cs="Arial"/>
+          <w:b w:val="1"/>
+          <w:bCs w:val="1"/>
+          <w:color w:val="000000" w:themeColor="text1" w:themeTint="FF" w:themeShade="FF"/>
+          <w:sz w:val="20"/>
+          <w:szCs w:val="20"/>
+        </w:rPr>
+        <w:t xml:space="preserve"> - Responsabilidades</w:t>
+      </w:r>
+      <w:r>
         <w:br/>
       </w:r>
       <w:r>
         <w:rPr>
           <w:rFonts w:ascii="Arial" w:hAnsi="Arial" w:cs="Arial"/>
-          <w:color w:val="000000"/>
+          <w:color w:val="000000" w:themeColor="text1" w:themeTint="FF" w:themeShade="FF"/>
           <w:sz w:val="20"/>
           <w:szCs w:val="20"/>
         </w:rPr>
@@ -16156,27 +16316,43 @@
       <w:r>
         <w:rPr>
           <w:rFonts w:ascii="Arial" w:hAnsi="Arial" w:cs="Arial"/>
-          <w:b/>
-          <w:bCs/>
-          <w:color w:val="000000"/>
-          <w:sz w:val="20"/>
-          <w:szCs w:val="20"/>
-        </w:rPr>
-        <w:t>Tarjeta 4 - Controles</w:t>
-      </w:r>
-      <w:r>
-        <w:rPr>
-          <w:rFonts w:ascii="Arial" w:hAnsi="Arial" w:cs="Arial"/>
-          <w:color w:val="000000"/>
-          <w:sz w:val="20"/>
-          <w:szCs w:val="20"/>
-        </w:rPr>
+          <w:b w:val="1"/>
+          <w:bCs w:val="1"/>
+          <w:color w:val="000000" w:themeColor="text1" w:themeTint="FF" w:themeShade="FF"/>
+          <w:sz w:val="20"/>
+          <w:szCs w:val="20"/>
+        </w:rPr>
+        <w:t xml:space="preserve">Tarjeta </w:t>
+      </w:r>
+      <w:r>
+        <w:rPr>
+          <w:rFonts w:ascii="Arial" w:hAnsi="Arial" w:cs="Arial"/>
+          <w:b w:val="1"/>
+          <w:bCs w:val="1"/>
+          <w:color w:val="000000" w:themeColor="text1" w:themeTint="FF" w:themeShade="FF"/>
+          <w:sz w:val="20"/>
+          <w:szCs w:val="20"/>
+        </w:rPr>
+        <w:t>D</w:t>
+      </w:r>
+      <w:r>
+        <w:rPr>
+          <w:rFonts w:ascii="Arial" w:hAnsi="Arial" w:cs="Arial"/>
+          <w:b w:val="1"/>
+          <w:bCs w:val="1"/>
+          <w:color w:val="000000" w:themeColor="text1" w:themeTint="FF" w:themeShade="FF"/>
+          <w:sz w:val="20"/>
+          <w:szCs w:val="20"/>
+        </w:rPr>
+        <w:t xml:space="preserve"> - Controles</w:t>
+      </w:r>
+      <w:r>
         <w:br/>
       </w:r>
       <w:r>
         <w:rPr>
           <w:rFonts w:ascii="Arial" w:hAnsi="Arial" w:cs="Arial"/>
-          <w:color w:val="000000"/>
+          <w:color w:val="000000" w:themeColor="text1" w:themeTint="FF" w:themeShade="FF"/>
           <w:sz w:val="20"/>
           <w:szCs w:val="20"/>
         </w:rPr>
@@ -16185,11 +16361,7 @@
       <w:commentRangeEnd w:id="29"/>
       <w:r>
         <w:rPr>
-          <w:rStyle w:val="Refdecomentario"/>
-          <w:rFonts w:ascii="Arial" w:hAnsi="Arial" w:cs="Arial"/>
-          <w:color w:val="000000"/>
-          <w:sz w:val="20"/>
-          <w:szCs w:val="20"/>
+          <w:rStyle w:val="CommentReference"/>
         </w:rPr>
         <w:commentReference w:id="29"/>
       </w:r>
@@ -19370,7 +19542,7 @@
     <w:p>
       <w:pPr>
         <w:pStyle w:val="NormalWeb"/>
-        <w:spacing w:before="0" w:beforeAutospacing="0" w:after="0" w:afterAutospacing="0" w:line="276" w:lineRule="auto"/>
+        <w:spacing w:before="0" w:beforeAutospacing="off" w:after="0" w:afterAutospacing="off" w:line="276" w:lineRule="auto"/>
         <w:rPr>
           <w:rFonts w:ascii="Arial" w:hAnsi="Arial" w:cs="Arial"/>
           <w:color w:val="000000"/>
@@ -19382,17 +19554,57 @@
         <w:rPr>
           <w:rStyle w:val="Textoennegrita"/>
           <w:rFonts w:ascii="Arial" w:hAnsi="Arial" w:cs="Arial"/>
-          <w:color w:val="000000"/>
-          <w:sz w:val="20"/>
-          <w:szCs w:val="20"/>
-        </w:rPr>
-        <w:t>Sistema de gestión de seguridad de la información —SGSI—:</w:t>
+          <w:color w:val="000000" w:themeColor="text1" w:themeTint="FF" w:themeShade="FF"/>
+          <w:sz w:val="20"/>
+          <w:szCs w:val="20"/>
+        </w:rPr>
+        <w:t>Sistema de gestión de seguridad de la información</w:t>
+      </w:r>
+      <w:r>
+        <w:rPr>
+          <w:rStyle w:val="Textoennegrita"/>
+          <w:rFonts w:ascii="Arial" w:hAnsi="Arial" w:cs="Arial"/>
+          <w:color w:val="000000" w:themeColor="text1" w:themeTint="FF" w:themeShade="FF"/>
+          <w:sz w:val="20"/>
+          <w:szCs w:val="20"/>
+        </w:rPr>
+        <w:t xml:space="preserve"> (</w:t>
+      </w:r>
+      <w:r>
+        <w:rPr>
+          <w:rStyle w:val="Textoennegrita"/>
+          <w:rFonts w:ascii="Arial" w:hAnsi="Arial" w:cs="Arial"/>
+          <w:color w:val="000000" w:themeColor="text1" w:themeTint="FF" w:themeShade="FF"/>
+          <w:sz w:val="20"/>
+          <w:szCs w:val="20"/>
+        </w:rPr>
+        <w:t>SGSI</w:t>
+      </w:r>
+      <w:r>
+        <w:rPr>
+          <w:rStyle w:val="Textoennegrita"/>
+          <w:rFonts w:ascii="Arial" w:hAnsi="Arial" w:cs="Arial"/>
+          <w:color w:val="000000" w:themeColor="text1" w:themeTint="FF" w:themeShade="FF"/>
+          <w:sz w:val="20"/>
+          <w:szCs w:val="20"/>
+        </w:rPr>
+        <w:t>)</w:t>
+      </w:r>
+      <w:r>
+        <w:rPr>
+          <w:rStyle w:val="Textoennegrita"/>
+          <w:rFonts w:ascii="Arial" w:hAnsi="Arial" w:cs="Arial"/>
+          <w:color w:val="000000" w:themeColor="text1" w:themeTint="FF" w:themeShade="FF"/>
+          <w:sz w:val="20"/>
+          <w:szCs w:val="20"/>
+        </w:rPr>
+        <w:t>:</w:t>
       </w:r>
       <w:r>
         <w:rPr>
           <w:rStyle w:val="apple-converted-space"/>
           <w:rFonts w:ascii="Arial" w:hAnsi="Arial" w:cs="Arial"/>
-          <w:color w:val="000000"/>
+          <w:color w:val="000000" w:themeColor="text1" w:themeTint="FF" w:themeShade="FF"/>
           <w:sz w:val="20"/>
           <w:szCs w:val="20"/>
         </w:rPr>
@@ -19401,7 +19613,7 @@
       <w:r>
         <w:rPr>
           <w:rFonts w:ascii="Arial" w:hAnsi="Arial" w:cs="Arial"/>
-          <w:color w:val="000000"/>
+          <w:color w:val="000000" w:themeColor="text1" w:themeTint="FF" w:themeShade="FF"/>
           <w:sz w:val="20"/>
           <w:szCs w:val="20"/>
         </w:rPr>
@@ -19742,172 +19954,249 @@
     </w:p>
     <w:p>
       <w:pPr>
-        <w:pBdr>
-          <w:top w:val="nil"/>
-          <w:left w:val="nil"/>
-          <w:bottom w:val="nil"/>
-          <w:right w:val="nil"/>
-          <w:between w:val="nil"/>
-        </w:pBdr>
-        <w:spacing w:line="276" w:lineRule="auto"/>
-        <w:ind w:left="720" w:hanging="720"/>
-        <w:rPr>
-          <w:rFonts w:ascii="Arial" w:hAnsi="Arial" w:cs="Arial"/>
+        <w:spacing w:before="240" w:beforeAutospacing="off" w:after="240" w:afterAutospacing="off"/>
+        <w:rPr>
+          <w:rFonts w:ascii="Arial" w:hAnsi="Arial" w:eastAsia="Arial" w:cs="Arial"/>
+          <w:b w:val="0"/>
+          <w:bCs w:val="0"/>
+          <w:noProof w:val="0"/>
+          <w:color w:val="000000" w:themeColor="text1" w:themeTint="FF" w:themeShade="FF"/>
           <w:sz w:val="20"/>
           <w:szCs w:val="20"/>
           <w:lang w:val="en-US"/>
         </w:rPr>
       </w:pPr>
-    </w:p>
-    <w:p>
-      <w:pPr>
-        <w:pBdr>
-          <w:top w:val="nil"/>
-          <w:left w:val="nil"/>
-          <w:bottom w:val="nil"/>
-          <w:right w:val="nil"/>
-          <w:between w:val="nil"/>
-        </w:pBdr>
-        <w:spacing w:line="276" w:lineRule="auto"/>
-        <w:ind w:left="720" w:hanging="720"/>
-        <w:rPr>
-          <w:rFonts w:ascii="Arial" w:hAnsi="Arial" w:cs="Arial"/>
+      <w:r>
+        <w:rPr>
+          <w:rFonts w:ascii="Arial" w:hAnsi="Arial" w:eastAsia="Arial" w:cs="Arial"/>
+          <w:b w:val="0"/>
+          <w:bCs w:val="0"/>
+          <w:noProof w:val="0"/>
+          <w:color w:val="000000" w:themeColor="text1" w:themeTint="FF" w:themeShade="FF"/>
           <w:sz w:val="20"/>
           <w:szCs w:val="20"/>
           <w:lang w:val="en-US"/>
         </w:rPr>
-      </w:pPr>
-      <w:r>
-        <w:rPr>
-          <w:rFonts w:ascii="Arial" w:hAnsi="Arial" w:cs="Arial"/>
+        <w:t>International Organization for Standardization. (2022a).</w:t>
+      </w:r>
+      <w:r>
+        <w:rPr>
+          <w:rFonts w:ascii="Arial" w:hAnsi="Arial" w:eastAsia="Arial" w:cs="Arial"/>
+          <w:b w:val="0"/>
+          <w:bCs w:val="0"/>
+          <w:noProof w:val="0"/>
+          <w:color w:val="000000" w:themeColor="text1" w:themeTint="FF" w:themeShade="FF"/>
           <w:sz w:val="20"/>
           <w:szCs w:val="20"/>
           <w:lang w:val="en-US"/>
         </w:rPr>
-        <w:t>International Organization for Standardization. (2022a). ISO/IEC 27001:2022. Information security, cybersecurity and privacy protection — Information security management systems — Requirements</w:t>
-      </w:r>
-      <w:r>
-        <w:rPr>
-          <w:rFonts w:ascii="Arial" w:hAnsi="Arial" w:cs="Arial"/>
+        <w:t xml:space="preserve"> </w:t>
+      </w:r>
+      <w:r>
+        <w:rPr>
+          <w:rFonts w:ascii="Arial" w:hAnsi="Arial" w:eastAsia="Arial" w:cs="Arial"/>
+          <w:b w:val="0"/>
+          <w:bCs w:val="0"/>
+          <w:i w:val="1"/>
+          <w:iCs w:val="1"/>
+          <w:noProof w:val="0"/>
+          <w:color w:val="000000" w:themeColor="text1" w:themeTint="FF" w:themeShade="FF"/>
           <w:sz w:val="20"/>
           <w:szCs w:val="20"/>
           <w:lang w:val="en-US"/>
         </w:rPr>
-        <w:t>.</w:t>
-      </w:r>
-    </w:p>
-    <w:p>
-      <w:pPr>
-        <w:pBdr>
-          <w:top w:val="nil"/>
-          <w:left w:val="nil"/>
-          <w:bottom w:val="nil"/>
-          <w:right w:val="nil"/>
-          <w:between w:val="nil"/>
-        </w:pBdr>
-        <w:spacing w:line="276" w:lineRule="auto"/>
-        <w:ind w:left="720" w:hanging="720"/>
-        <w:rPr>
-          <w:rFonts w:ascii="Arial" w:hAnsi="Arial" w:cs="Arial"/>
+        <w:t>Information security, cybersecurity and privacy protection — Guidance on managing information security risks</w:t>
+      </w:r>
+      <w:r>
+        <w:rPr>
+          <w:rFonts w:ascii="Arial" w:hAnsi="Arial" w:eastAsia="Arial" w:cs="Arial"/>
+          <w:b w:val="0"/>
+          <w:bCs w:val="0"/>
+          <w:noProof w:val="0"/>
+          <w:color w:val="000000" w:themeColor="text1" w:themeTint="FF" w:themeShade="FF"/>
           <w:sz w:val="20"/>
           <w:szCs w:val="20"/>
           <w:lang w:val="en-US"/>
         </w:rPr>
-      </w:pPr>
-    </w:p>
-    <w:p>
-      <w:pPr>
-        <w:pBdr>
-          <w:top w:val="nil"/>
-          <w:left w:val="nil"/>
-          <w:bottom w:val="nil"/>
-          <w:right w:val="nil"/>
-          <w:between w:val="nil"/>
-        </w:pBdr>
-        <w:spacing w:line="276" w:lineRule="auto"/>
-        <w:ind w:left="720" w:hanging="720"/>
-        <w:rPr>
-          <w:rFonts w:ascii="Arial" w:hAnsi="Arial" w:cs="Arial"/>
+        <w:t xml:space="preserve"> </w:t>
+      </w:r>
+      <w:r>
+        <w:rPr>
+          <w:rFonts w:ascii="Arial" w:hAnsi="Arial" w:eastAsia="Arial" w:cs="Arial"/>
+          <w:b w:val="0"/>
+          <w:bCs w:val="0"/>
+          <w:noProof w:val="0"/>
+          <w:color w:val="000000" w:themeColor="text1" w:themeTint="FF" w:themeShade="FF"/>
           <w:sz w:val="20"/>
           <w:szCs w:val="20"/>
           <w:lang w:val="en-US"/>
         </w:rPr>
-      </w:pPr>
-      <w:r>
-        <w:rPr>
-          <w:rFonts w:ascii="Arial" w:hAnsi="Arial" w:cs="Arial"/>
+        <w:t>(ISO/IEC 27005:2022).</w:t>
+      </w:r>
+    </w:p>
+    <w:p>
+      <w:pPr>
+        <w:spacing w:before="240" w:beforeAutospacing="off" w:after="240" w:afterAutospacing="off"/>
+        <w:rPr>
+          <w:rFonts w:ascii="Arial" w:hAnsi="Arial" w:eastAsia="Arial" w:cs="Arial"/>
+          <w:b w:val="0"/>
+          <w:bCs w:val="0"/>
+          <w:noProof w:val="0"/>
+          <w:color w:val="000000" w:themeColor="text1" w:themeTint="FF" w:themeShade="FF"/>
           <w:sz w:val="20"/>
           <w:szCs w:val="20"/>
           <w:lang w:val="en-US"/>
         </w:rPr>
-        <w:t>International Organization for Standardization. (2022b). ISO/IEC 27002:2022. Information security, cybersecurity and privacy protection — Information security controls.</w:t>
-      </w:r>
-    </w:p>
-    <w:p>
-      <w:pPr>
-        <w:pBdr>
-          <w:top w:val="nil"/>
-          <w:left w:val="nil"/>
-          <w:bottom w:val="nil"/>
-          <w:right w:val="nil"/>
-          <w:between w:val="nil"/>
-        </w:pBdr>
-        <w:spacing w:line="276" w:lineRule="auto"/>
-        <w:ind w:left="720" w:hanging="720"/>
-        <w:rPr>
-          <w:rFonts w:ascii="Arial" w:hAnsi="Arial" w:cs="Arial"/>
+      </w:pPr>
+      <w:r>
+        <w:rPr>
+          <w:rFonts w:ascii="Arial" w:hAnsi="Arial" w:eastAsia="Arial" w:cs="Arial"/>
+          <w:b w:val="0"/>
+          <w:bCs w:val="0"/>
+          <w:noProof w:val="0"/>
+          <w:color w:val="000000" w:themeColor="text1" w:themeTint="FF" w:themeShade="FF"/>
           <w:sz w:val="20"/>
           <w:szCs w:val="20"/>
           <w:lang w:val="en-US"/>
         </w:rPr>
-      </w:pPr>
-    </w:p>
-    <w:p>
-      <w:pPr>
-        <w:pBdr>
-          <w:top w:val="nil"/>
-          <w:left w:val="nil"/>
-          <w:bottom w:val="nil"/>
-          <w:right w:val="nil"/>
-          <w:between w:val="nil"/>
-        </w:pBdr>
-        <w:spacing w:line="276" w:lineRule="auto"/>
-        <w:ind w:left="720" w:hanging="720"/>
-        <w:rPr>
-          <w:rFonts w:ascii="Arial" w:hAnsi="Arial" w:cs="Arial"/>
+        <w:t>International Organization for Standardization. (2022b).</w:t>
+      </w:r>
+      <w:r>
+        <w:rPr>
+          <w:rFonts w:ascii="Arial" w:hAnsi="Arial" w:eastAsia="Arial" w:cs="Arial"/>
+          <w:b w:val="0"/>
+          <w:bCs w:val="0"/>
+          <w:noProof w:val="0"/>
+          <w:color w:val="000000" w:themeColor="text1" w:themeTint="FF" w:themeShade="FF"/>
           <w:sz w:val="20"/>
           <w:szCs w:val="20"/>
           <w:lang w:val="en-US"/>
         </w:rPr>
-      </w:pPr>
-      <w:r>
-        <w:rPr>
-          <w:rFonts w:ascii="Arial" w:hAnsi="Arial" w:cs="Arial"/>
+        <w:t xml:space="preserve"> </w:t>
+      </w:r>
+      <w:r>
+        <w:rPr>
+          <w:rFonts w:ascii="Arial" w:hAnsi="Arial" w:eastAsia="Arial" w:cs="Arial"/>
+          <w:b w:val="0"/>
+          <w:bCs w:val="0"/>
+          <w:i w:val="1"/>
+          <w:iCs w:val="1"/>
+          <w:noProof w:val="0"/>
+          <w:color w:val="000000" w:themeColor="text1" w:themeTint="FF" w:themeShade="FF"/>
           <w:sz w:val="20"/>
           <w:szCs w:val="20"/>
           <w:lang w:val="en-US"/>
         </w:rPr>
-        <w:t>International Organization for Standardization. (2022c). ISO/IEC 27005:2022. Information security, cybersecurity and privacy protection — Guidance on managing information security risks.</w:t>
-      </w:r>
-    </w:p>
-    <w:p>
-      <w:pPr>
-        <w:pBdr>
-          <w:top w:val="nil"/>
-          <w:left w:val="nil"/>
-          <w:bottom w:val="nil"/>
-          <w:right w:val="nil"/>
-          <w:between w:val="nil"/>
-        </w:pBdr>
-        <w:spacing w:line="276" w:lineRule="auto"/>
-        <w:ind w:left="720" w:hanging="720"/>
-        <w:rPr>
-          <w:rFonts w:ascii="Arial" w:hAnsi="Arial" w:cs="Arial"/>
+        <w:t>Information security, cybersecurity and privacy protection — Information security controls</w:t>
+      </w:r>
+      <w:r>
+        <w:rPr>
+          <w:rFonts w:ascii="Arial" w:hAnsi="Arial" w:eastAsia="Arial" w:cs="Arial"/>
+          <w:b w:val="0"/>
+          <w:bCs w:val="0"/>
+          <w:noProof w:val="0"/>
+          <w:color w:val="000000" w:themeColor="text1" w:themeTint="FF" w:themeShade="FF"/>
           <w:sz w:val="20"/>
           <w:szCs w:val="20"/>
           <w:lang w:val="en-US"/>
         </w:rPr>
-      </w:pPr>
+        <w:t xml:space="preserve"> </w:t>
+      </w:r>
+      <w:r>
+        <w:rPr>
+          <w:rFonts w:ascii="Arial" w:hAnsi="Arial" w:eastAsia="Arial" w:cs="Arial"/>
+          <w:b w:val="0"/>
+          <w:bCs w:val="0"/>
+          <w:noProof w:val="0"/>
+          <w:color w:val="000000" w:themeColor="text1" w:themeTint="FF" w:themeShade="FF"/>
+          <w:sz w:val="20"/>
+          <w:szCs w:val="20"/>
+          <w:lang w:val="en-US"/>
+        </w:rPr>
+        <w:t>(ISO/IEC 27002:2022).</w:t>
+      </w:r>
+    </w:p>
+    <w:p>
+      <w:pPr>
+        <w:spacing w:before="240" w:beforeAutospacing="off" w:after="240" w:afterAutospacing="off"/>
+        <w:rPr>
+          <w:rFonts w:ascii="Arial" w:hAnsi="Arial" w:eastAsia="Arial" w:cs="Arial"/>
+          <w:b w:val="0"/>
+          <w:bCs w:val="0"/>
+          <w:noProof w:val="0"/>
+          <w:color w:val="000000" w:themeColor="text1" w:themeTint="FF" w:themeShade="FF"/>
+          <w:sz w:val="20"/>
+          <w:szCs w:val="20"/>
+          <w:lang w:val="en-US"/>
+        </w:rPr>
+      </w:pPr>
+      <w:r>
+        <w:rPr>
+          <w:rFonts w:ascii="Arial" w:hAnsi="Arial" w:eastAsia="Arial" w:cs="Arial"/>
+          <w:b w:val="0"/>
+          <w:bCs w:val="0"/>
+          <w:noProof w:val="0"/>
+          <w:color w:val="000000" w:themeColor="text1" w:themeTint="FF" w:themeShade="FF"/>
+          <w:sz w:val="20"/>
+          <w:szCs w:val="20"/>
+          <w:lang w:val="en-US"/>
+        </w:rPr>
+        <w:t>International Organization for Standardization. (2022c).</w:t>
+      </w:r>
+      <w:r>
+        <w:rPr>
+          <w:rFonts w:ascii="Arial" w:hAnsi="Arial" w:eastAsia="Arial" w:cs="Arial"/>
+          <w:b w:val="0"/>
+          <w:bCs w:val="0"/>
+          <w:noProof w:val="0"/>
+          <w:color w:val="000000" w:themeColor="text1" w:themeTint="FF" w:themeShade="FF"/>
+          <w:sz w:val="20"/>
+          <w:szCs w:val="20"/>
+          <w:lang w:val="en-US"/>
+        </w:rPr>
+        <w:t xml:space="preserve"> </w:t>
+      </w:r>
+      <w:r>
+        <w:rPr>
+          <w:rFonts w:ascii="Arial" w:hAnsi="Arial" w:eastAsia="Arial" w:cs="Arial"/>
+          <w:b w:val="0"/>
+          <w:bCs w:val="0"/>
+          <w:i w:val="1"/>
+          <w:iCs w:val="1"/>
+          <w:noProof w:val="0"/>
+          <w:color w:val="000000" w:themeColor="text1" w:themeTint="FF" w:themeShade="FF"/>
+          <w:sz w:val="20"/>
+          <w:szCs w:val="20"/>
+          <w:lang w:val="en-US"/>
+        </w:rPr>
+        <w:t>Information security, cybersecurity and privacy protection — Information security management systems — Requirements</w:t>
+      </w:r>
+      <w:r>
+        <w:rPr>
+          <w:rFonts w:ascii="Arial" w:hAnsi="Arial" w:eastAsia="Arial" w:cs="Arial"/>
+          <w:b w:val="0"/>
+          <w:bCs w:val="0"/>
+          <w:noProof w:val="0"/>
+          <w:color w:val="000000" w:themeColor="text1" w:themeTint="FF" w:themeShade="FF"/>
+          <w:sz w:val="20"/>
+          <w:szCs w:val="20"/>
+          <w:lang w:val="en-US"/>
+        </w:rPr>
+        <w:t xml:space="preserve"> </w:t>
+      </w:r>
+      <w:r>
+        <w:rPr>
+          <w:rFonts w:ascii="Arial" w:hAnsi="Arial" w:eastAsia="Arial" w:cs="Arial"/>
+          <w:b w:val="0"/>
+          <w:bCs w:val="0"/>
+          <w:noProof w:val="0"/>
+          <w:color w:val="000000" w:themeColor="text1" w:themeTint="FF" w:themeShade="FF"/>
+          <w:sz w:val="20"/>
+          <w:szCs w:val="20"/>
+          <w:lang w:val="en-US"/>
+        </w:rPr>
+        <w:t>(ISO/IEC 27001:2022).</w:t>
+      </w:r>
     </w:p>
     <w:p>
       <w:pPr>
